--- a/docs/projects/design4-resources.docx
+++ b/docs/projects/design4-resources.docx
@@ -23,7 +23,7 @@
         <w:pStyle w:val="Date"/>
       </w:pPr>
       <w:r>
-        <w:t xml:space="preserve">2023-11-27</w:t>
+        <w:t xml:space="preserve">2025-12-03</w:t>
       </w:r>
     </w:p>
     <w:p>
@@ -58,13 +58,13 @@
         </w:r>
       </w:hyperlink>
     </w:p>
-    <w:bookmarkStart w:id="39" w:name="helpful-resources"/>
+    <w:bookmarkStart w:id="39" w:name="X3a1f2c97076b4ba6a389601351e6dcf25f5661e"/>
     <w:p>
       <w:pPr>
         <w:pStyle w:val="Heading3"/>
       </w:pPr>
       <w:r>
-        <w:t xml:space="preserve">Helpful resources</w:t>
+        <w:t xml:space="preserve">Helpful resources (some stuff that is harder to find)</w:t>
       </w:r>
     </w:p>
     <w:bookmarkStart w:id="21" w:name="mammals"/>
